--- a/docs/_static/tutorials/multimodal_histoseg_lazyslide_breast_wta/naturebiotech_package/NBT_INITIAL_SUBMISSION_UPLOAD_20260515_ONEFIGURE/Manuscript_Initial_Submission.docx
+++ b/docs/_static/tutorials/multimodal_histoseg_lazyslide_breast_wta/naturebiotech_package/NBT_INITIAL_SUBMISSION_UPLOAD_20260515_ONEFIGURE/Manuscript_Initial_Submission.docx
@@ -399,7 +399,7 @@
           <w:spacing w:val="0"/>
           <w:color w:val="0E0E0E"/>
         </w:rPr>
-        <w:t xml:space="preserve">Ståhl, P.L. et al. Visualization and analysis of gene expression in tissue sections by spatial transcriptomics. Science 353, 78-82 (2016). https://doi.org/10.1126/science.aaf2403</w:t>
+        <w:t xml:space="preserve">Ståhl, P.L. et al. Science 353, 78-82 (2016).</w:t>
       </w:r>
     </w:p>
     <w:p>
@@ -427,7 +427,7 @@
           <w:spacing w:val="0"/>
           <w:color w:val="0E0E0E"/>
         </w:rPr>
-        <w:t xml:space="preserve">Chen, K.H., Boettiger, A.N., Moffitt, J.R., Wang, S. &amp; Zhuang, X. RNA imaging. Spatially resolved, highly multiplexed RNA profiling in single cells. Science 348, aaa6090 (2015). https://doi.org/10.1126/science.aaa6090</w:t>
+        <w:t xml:space="preserve">Chen, K.H., Boettiger, A.N., Moffitt, J.R., Wang, S. &amp; Zhuang, X. Science 348, aaa6090 (2015).</w:t>
       </w:r>
     </w:p>
     <w:p>
@@ -455,7 +455,7 @@
           <w:spacing w:val="0"/>
           <w:color w:val="0E0E0E"/>
         </w:rPr>
-        <w:t xml:space="preserve">Rodriques, S.G. et al. Slide-seq: a scalable technology for measuring genome-wide expression at high spatial resolution. Science 363, 1463-1467 (2019). https://doi.org/10.1126/science.aaw1219</w:t>
+        <w:t xml:space="preserve">Rodriques, S.G. et al. Science 363, 1463-1467 (2019).</w:t>
       </w:r>
     </w:p>
     <w:p>
@@ -483,7 +483,7 @@
           <w:spacing w:val="0"/>
           <w:color w:val="0E0E0E"/>
         </w:rPr>
-        <w:t xml:space="preserve">Eng, C.H.L. et al. Transcriptome-scale super-resolved imaging in tissues by RNA seqFISH+. Nature 568, 235-239 (2019). https://doi.org/10.1038/s41586-019-1049-y</w:t>
+        <w:t xml:space="preserve">Eng, C.H.L. et al. Nature 568, 235-239 (2019).</w:t>
       </w:r>
     </w:p>
     <w:p>
@@ -511,7 +511,7 @@
           <w:spacing w:val="0"/>
           <w:color w:val="0E0E0E"/>
         </w:rPr>
-        <w:t xml:space="preserve">Rao, A., Barkley, D., França, G.S. &amp; Yanai, I. Exploring tissue architecture using spatial transcriptomics. Nature 596, 211-220 (2021). https://doi.org/10.1038/s41586-021-03634-9</w:t>
+        <w:t xml:space="preserve">Rao, A., Barkley, D., França, G.S. &amp; Yanai, I. Nature 596, 211-220 (2021).</w:t>
       </w:r>
     </w:p>
     <w:p>
@@ -539,7 +539,7 @@
           <w:spacing w:val="0"/>
           <w:color w:val="0E0E0E"/>
         </w:rPr>
-        <w:t xml:space="preserve">He, B. et al. Integrating spatial gene expression and breast tumour morphology via deep learning. Nat. Biomed. Eng. 4, 827-834 (2020). https://doi.org/10.1038/s41551-020-0578-x</w:t>
+        <w:t xml:space="preserve">He, B. et al. Nat. Biomed. Eng. 4, 827-834 (2020).</w:t>
       </w:r>
     </w:p>
     <w:p>
@@ -567,7 +567,7 @@
           <w:spacing w:val="0"/>
           <w:color w:val="0E0E0E"/>
         </w:rPr>
-        <w:t xml:space="preserve">Zhang, D. et al. Inferring super-resolution tissue architecture by integrating spatial transcriptomics with histology. Nat. Biotechnol. 42, 1372-1377 (2024). https://doi.org/10.1038/s41587-023-02019-9</w:t>
+        <w:t xml:space="preserve">Zhang, D. et al. Nat. Biotechnol. 42, 1372-1377 (2024).</w:t>
       </w:r>
     </w:p>
     <w:p>
@@ -595,7 +595,7 @@
           <w:spacing w:val="0"/>
           <w:color w:val="0E0E0E"/>
         </w:rPr>
-        <w:t xml:space="preserve">Jaume, G. et al. HEST-1k: a dataset for spatial transcriptomics and histology image analysis. Adv. Neural Inf. Process. Syst. 37, Dataset and Benchmark Track (2024). https://doi.org/10.52202/079017-1704</w:t>
+        <w:t xml:space="preserve">Jaume, G. et al. Adv. Neural Inf. Process. Syst. 37 (2024).</w:t>
       </w:r>
     </w:p>
     <w:p>
@@ -623,7 +623,7 @@
           <w:spacing w:val="0"/>
           <w:color w:val="0E0E0E"/>
         </w:rPr>
-        <w:t xml:space="preserve">Huang, T., Liu, T., Babadi, M., Ying, R. &amp; Jin, W. STPath: a generative foundation model for integrating spatial transcriptomics and whole-slide images. npj Digit. Med. 8, 659 (2025). https://doi.org/10.1038/s41746-025-02020-3</w:t>
+        <w:t xml:space="preserve">Huang, T., Liu, T., Babadi, M., Ying, R. &amp; Jin, W. npj Digit. Med. 8, 659 (2025).</w:t>
       </w:r>
     </w:p>
     <w:p>
@@ -651,7 +651,7 @@
           <w:spacing w:val="0"/>
           <w:color w:val="0E0E0E"/>
         </w:rPr>
-        <w:t xml:space="preserve">Liu, T., Huang, T., Ding, T. et al. Leveraging multi-modal foundation models for analysing spatial multi-omic and histopathology data. Nat. Biomed. Eng. (2026). https://doi.org/10.1038/s41551-025-01602-6</w:t>
+        <w:t xml:space="preserve">Liu, T., Huang, T., Ding, T. et al. Nat. Biomed. Eng. https://doi.org/10.1038/s41551-025-01602-6 (2026).</w:t>
       </w:r>
     </w:p>
     <w:p>
@@ -679,7 +679,7 @@
           <w:spacing w:val="0"/>
           <w:color w:val="0E0E0E"/>
         </w:rPr>
-        <w:t xml:space="preserve">Yang, C. et al. PAST: a multimodal single-cell foundation model for histopathology and spatial transcriptomics in cancer. Preprint at arXiv (2025). https://doi.org/10.48550/arXiv.2507.06418</w:t>
+        <w:t xml:space="preserve">Yang, C. et al. Preprint at arXiv https://doi.org/10.48550/arXiv.2507.06418 (2025).</w:t>
       </w:r>
     </w:p>
     <w:p>
@@ -707,7 +707,7 @@
           <w:spacing w:val="0"/>
           <w:color w:val="0E0E0E"/>
         </w:rPr>
-        <w:t xml:space="preserve">Huang, Z., Bianchi, F., Yuksekgonul, M. et al. A visual-language foundation model for pathology image analysis using medical Twitter. Nat. Med. 29, 2307-2316 (2023). https://doi.org/10.1038/s41591-023-02504-3</w:t>
+        <w:t xml:space="preserve">Huang, Z., Bianchi, F., Yuksekgonul, M. et al. Nat. Med. 29, 2307-2316 (2023).</w:t>
       </w:r>
     </w:p>
     <w:p>
@@ -735,7 +735,7 @@
           <w:spacing w:val="0"/>
           <w:color w:val="0E0E0E"/>
         </w:rPr>
-        <w:t xml:space="preserve">Lu, M.Y., Chen, B., Williamson, D.F.K. et al. A visual-language foundation model for computational pathology. Nat. Med. 30, 863-874 (2024). https://doi.org/10.1038/s41591-024-02856-4</w:t>
+        <w:t xml:space="preserve">Lu, M.Y., Chen, B., Williamson, D.F.K. et al. Nat. Med. 30, 863-874 (2024).</w:t>
       </w:r>
     </w:p>
     <w:p>
@@ -763,7 +763,7 @@
           <w:spacing w:val="0"/>
           <w:color w:val="0E0E0E"/>
         </w:rPr>
-        <w:t xml:space="preserve">Chen, R.J., Ding, T., Lu, M.Y. et al. Towards a general-purpose foundation model for computational pathology. Nat. Med. 30, 850-862 (2024). https://doi.org/10.1038/s41591-024-02857-3</w:t>
+        <w:t xml:space="preserve">Chen, R.J., Ding, T., Lu, M.Y. et al. Nat. Med. 30, 850-862 (2024).</w:t>
       </w:r>
     </w:p>
     <w:p>
@@ -791,7 +791,7 @@
           <w:spacing w:val="0"/>
           <w:color w:val="0E0E0E"/>
         </w:rPr>
-        <w:t xml:space="preserve">Xu, H., Usuyama, N., Bagga, J. et al. A whole-slide foundation model for digital pathology from real-world data. Nature 630, 181-188 (2024). https://doi.org/10.1038/s41586-024-07441-w</w:t>
+        <w:t xml:space="preserve">Xu, H., Usuyama, N., Bagga, J. et al. Nature 630, 181-188 (2024).</w:t>
       </w:r>
     </w:p>
     <w:p>
@@ -819,7 +819,7 @@
           <w:spacing w:val="0"/>
           <w:color w:val="0E0E0E"/>
         </w:rPr>
-        <w:t xml:space="preserve">Vorontsov, E., Bozkurt, A., Casson, A. et al. A foundation model for clinical-grade computational pathology and rare cancers detection. Nat. Med. 30, 2924-2935 (2024). https://doi.org/10.1038/s41591-024-03141-0</w:t>
+        <w:t xml:space="preserve">Vorontsov, E., Bozkurt, A., Casson, A. et al. Nat. Med. 30, 2924-2935 (2024).</w:t>
       </w:r>
     </w:p>
     <w:p>
@@ -847,7 +847,7 @@
           <w:spacing w:val="0"/>
           <w:color w:val="0E0E0E"/>
         </w:rPr>
-        <w:t xml:space="preserve">Zheng, Y., Abila, E., Chrenková, E. et al. LazySlide: accessible and interoperable whole-slide image analysis. Nat. Methods 23, 728-731 (2026). https://doi.org/10.1038/s41592-026-03044-7</w:t>
+        <w:t xml:space="preserve">Zheng, Y., Abila, E., Chrenková, E. et al. Nat. Methods 23, 728-731 (2026).</w:t>
       </w:r>
     </w:p>
     <w:p>
@@ -875,7 +875,7 @@
           <w:spacing w:val="0"/>
           <w:color w:val="0E0E0E"/>
         </w:rPr>
-        <w:t xml:space="preserve">Marconato, L., Palla, G., Yamauchi, K.A. et al. SpatialData: an open and universal data framework for spatial omics. Nat. Methods 22, 58-62 (2025). https://doi.org/10.1038/s41592-024-02212-x</w:t>
+        <w:t xml:space="preserve">Marconato, L., Palla, G., Yamauchi, K.A. et al. Nat. Methods 22, 58-62 (2025).</w:t>
       </w:r>
     </w:p>
     <w:p>
@@ -903,7 +903,7 @@
           <w:spacing w:val="0"/>
           <w:color w:val="0E0E0E"/>
         </w:rPr>
-        <w:t xml:space="preserve">Palla, G. et al. Squidpy: a scalable framework for spatial omics analysis. Nat. Methods 19, 171-178 (2022). https://doi.org/10.1038/s41592-021-01358-2</w:t>
+        <w:t xml:space="preserve">Palla, G. et al. Nat. Methods 19, 171-178 (2022).</w:t>
       </w:r>
     </w:p>
     <w:p>
@@ -931,7 +931,7 @@
           <w:spacing w:val="0"/>
           <w:color w:val="0E0E0E"/>
         </w:rPr>
-        <w:t xml:space="preserve">10x Genomics. Preview Data: Atera In Situ Gene Expression, FFPE Human Breast Cancer; Preview Data: Atera In Situ Gene Expression, FFPE Human Cervical Cancer. https://www.10xgenomics.com/datasets/atera-wta-ffpe-human-breast-cancer; https://www.10xgenomics.com/datasets/atera-wta-ffpe-human-cervical-cancer (accessed 16 May 2026).</w:t>
+        <w:t xml:space="preserve">10x Genomics. Atera In Situ preview datasets: FFPE human breast cancer and FFPE human cervical cancer. https://www.10xgenomics.com/datasets/atera-wta-ffpe-human-breast-cancer; https://www.10xgenomics.com/datasets/atera-wta-ffpe-human-cervical-cancer (accessed 16 May 2026).</w:t>
       </w:r>
     </w:p>
     <w:p>
@@ -1133,7 +1133,27 @@
           <w:spacing w:val="0"/>
           <w:color w:val="0E0E0E"/>
         </w:rPr>
-        <w:t xml:space="preserve">The mTM analysis and packaging code is available in pyXenium v0.4.6 at https://github.com/hutaobo/pyXenium/releases/tag/v0.4.6, with manuscript-level replication scripts under </w:t>
+        <w:t xml:space="preserve">The mTM analysis and packaging code is available in pyXenium v0.4.6 at https://github.com/hutaobo/pyXenium/releases/tag/v0.4.6. The exact initial-submission manuscript package is archived under the repository release </w:t>
+      </w:r>
+      <w:r>
+        <w:rPr>
+          <w:rFonts w:ascii="Menlo" w:hAnsi="Menlo" w:cs="Menlo"/>
+          <w:sz w:val="25"/>
+          <w:sz-cs w:val="25"/>
+          <w:spacing w:val="0"/>
+          <w:color w:val="0E0E0E"/>
+        </w:rPr>
+        <w:t xml:space="preserve">nbt-initial-submission-20260516</w:t>
+      </w:r>
+      <w:r>
+        <w:rPr>
+          <w:rFonts w:ascii="Arial" w:hAnsi="Arial" w:cs="Arial"/>
+          <w:sz w:val="29"/>
+          <w:sz-cs w:val="29"/>
+          <w:spacing w:val="0"/>
+          <w:color w:val="0E0E0E"/>
+        </w:rPr>
+        <w:t xml:space="preserve"> at https://github.com/hutaobo/pyXenium/releases/tag/nbt-initial-submission-20260516. Manuscript-level replication scripts are provided under </w:t>
       </w:r>
       <w:r>
         <w:rPr>
